--- a/docs/submission/5_User_Manual.docx
+++ b/docs/submission/5_User_Manual.docx
@@ -73,28 +73,8 @@
           <w:bCs/>
           <w:sz w:val="20"/>
         </w:rPr>
-        <w:t xml:space="preserve">Major Prabhat Pandey   |   April 2026   |   </w:t>
+        <w:t>Major Prabhat Pandey   |   April 2026   |   MLOps  Project</w:t>
       </w:r>
-      <w:proofErr w:type="spellStart"/>
-      <w:proofErr w:type="gramStart"/>
-      <w:r>
-        <w:rPr>
-          <w:b/>
-          <w:bCs/>
-          <w:sz w:val="20"/>
-        </w:rPr>
-        <w:t>MLOps</w:t>
-      </w:r>
-      <w:proofErr w:type="spellEnd"/>
-      <w:r>
-        <w:rPr>
-          <w:b/>
-          <w:bCs/>
-          <w:sz w:val="20"/>
-        </w:rPr>
-        <w:t xml:space="preserve">  Project</w:t>
-      </w:r>
-      <w:proofErr w:type="gramEnd"/>
     </w:p>
     <w:p>
       <w:r>
@@ -329,7 +309,13 @@
               <w:rPr>
                 <w:sz w:val="20"/>
               </w:rPr>
-              <w:t>http://localhost:3000</w:t>
+              <w:t>http://localhost:300</w:t>
+            </w:r>
+            <w:r>
+              <w:rPr>
+                <w:sz w:val="20"/>
+              </w:rPr>
+              <w:t>2</w:t>
             </w:r>
           </w:p>
         </w:tc>
@@ -510,7 +496,13 @@
     </w:p>
     <w:p>
       <w:r>
-        <w:t>Navigate to http://localhost:3000 in your web browser.</w:t>
+        <w:t>Navigate to http://localhost:300</w:t>
+      </w:r>
+      <w:r>
+        <w:t>2</w:t>
+      </w:r>
+      <w:r>
+        <w:t xml:space="preserve"> in your web browser.</w:t>
       </w:r>
     </w:p>
     <w:p>
@@ -2489,6 +2481,7 @@
   <w:style w:type="character" w:default="1" w:styleId="DefaultParagraphFont">
     <w:name w:val="Default Paragraph Font"/>
     <w:uiPriority w:val="1"/>
+    <w:semiHidden/>
     <w:unhideWhenUsed/>
   </w:style>
   <w:style w:type="table" w:default="1" w:styleId="TableNormal">
